--- a/frontend/src/廠商投標表單(開口)/[開口契約]搶修搶險開口契約工程會1131226版.docx
+++ b/frontend/src/廠商投標表單(開口)/[開口契約]搶修搶險開口契約工程會1131226版.docx
@@ -821,8 +821,6 @@
                       <w:szCs w:val="20"/>
                     </w:rPr>
                   </w:pPr>
-                  <w:bookmarkStart w:id="0" w:name="_GoBack"/>
-                  <w:bookmarkEnd w:id="0"/>
                 </w:p>
               </w:tc>
             </w:tr>
@@ -12314,11 +12312,11 @@
       </w:r>
       <w:smartTag w:uri="urn:schemas-microsoft-com:office:smarttags" w:element="chsdate">
         <w:smartTagPr>
+          <w:attr w:name="IsROCDate" w:val="False"/>
+          <w:attr w:name="IsLunarDate" w:val="False"/>
+          <w:attr w:name="Day" w:val="1"/>
+          <w:attr w:name="Month" w:val="7"/>
           <w:attr w:name="Year" w:val="1997"/>
-          <w:attr w:name="Month" w:val="7"/>
-          <w:attr w:name="Day" w:val="1"/>
-          <w:attr w:name="IsLunarDate" w:val="False"/>
-          <w:attr w:name="IsROCDate" w:val="False"/>
         </w:smartTagPr>
         <w:r>
           <w:rPr>
@@ -12337,11 +12335,11 @@
       </w:r>
       <w:smartTag w:uri="urn:schemas-microsoft-com:office:smarttags" w:element="chsdate">
         <w:smartTagPr>
+          <w:attr w:name="IsROCDate" w:val="False"/>
+          <w:attr w:name="IsLunarDate" w:val="False"/>
+          <w:attr w:name="Day" w:val="7"/>
+          <w:attr w:name="Month" w:val="4"/>
           <w:attr w:name="Year" w:val="1998"/>
-          <w:attr w:name="Month" w:val="4"/>
-          <w:attr w:name="Day" w:val="7"/>
-          <w:attr w:name="IsLunarDate" w:val="False"/>
-          <w:attr w:name="IsROCDate" w:val="False"/>
         </w:smartTagPr>
         <w:r>
           <w:rPr>
@@ -13838,8 +13836,8 @@
         </w:rPr>
         <w:t>元（由機關於招標時載明，</w:t>
       </w:r>
-      <w:bookmarkStart w:id="1" w:name="_Hlk185686023"/>
-      <w:bookmarkStart w:id="2" w:name="_Hlk185685891"/>
+      <w:bookmarkStart w:id="0" w:name="_Hlk185686023"/>
+      <w:bookmarkStart w:id="1" w:name="_Hlk185685891"/>
       <w:r>
         <w:rPr>
           <w:rFonts w:ascii="標楷體" w:hAnsi="標楷體" w:hint="eastAsia"/>
@@ -13849,7 +13847,7 @@
         </w:rPr>
         <w:t>應高於最低工資1.1倍；如載明數額未高於1.1倍者，該約定無效，其數額為最低工資1.1倍，未載明者亦同</w:t>
       </w:r>
-      <w:bookmarkEnd w:id="1"/>
+      <w:bookmarkEnd w:id="0"/>
       <w:r>
         <w:rPr>
           <w:rFonts w:ascii="標楷體" w:hAnsi="標楷體" w:hint="eastAsia"/>
@@ -13885,7 +13883,7 @@
         </w:rPr>
         <w:t>款辦理變更</w:t>
       </w:r>
-      <w:bookmarkEnd w:id="2"/>
+      <w:bookmarkEnd w:id="1"/>
       <w:r>
         <w:rPr>
           <w:rFonts w:ascii="標楷體" w:cs="標楷體" w:hint="eastAsia"/>
@@ -14976,12 +14974,12 @@
       </w:r>
       <w:smartTag w:uri="urn:schemas-microsoft-com:office:smarttags" w:element="chmetcnv">
         <w:smartTagPr>
+          <w:attr w:name="TCSC" w:val="0"/>
+          <w:attr w:name="NumberType" w:val="1"/>
+          <w:attr w:name="Negative" w:val="False"/>
+          <w:attr w:name="HasSpace" w:val="False"/>
+          <w:attr w:name="SourceValue" w:val="2000"/>
           <w:attr w:name="UnitName" w:val="立方公尺"/>
-          <w:attr w:name="SourceValue" w:val="2000"/>
-          <w:attr w:name="HasSpace" w:val="False"/>
-          <w:attr w:name="Negative" w:val="False"/>
-          <w:attr w:name="NumberType" w:val="1"/>
-          <w:attr w:name="TCSC" w:val="0"/>
         </w:smartTagPr>
         <w:r>
           <w:rPr>
@@ -15018,12 +15016,12 @@
       </w:r>
       <w:smartTag w:uri="urn:schemas-microsoft-com:office:smarttags" w:element="chmetcnv">
         <w:smartTagPr>
+          <w:attr w:name="TCSC" w:val="0"/>
+          <w:attr w:name="NumberType" w:val="1"/>
+          <w:attr w:name="Negative" w:val="False"/>
+          <w:attr w:name="HasSpace" w:val="False"/>
+          <w:attr w:name="SourceValue" w:val="1000"/>
           <w:attr w:name="UnitName" w:val="立方公尺"/>
-          <w:attr w:name="SourceValue" w:val="1000"/>
-          <w:attr w:name="HasSpace" w:val="False"/>
-          <w:attr w:name="Negative" w:val="False"/>
-          <w:attr w:name="NumberType" w:val="1"/>
-          <w:attr w:name="TCSC" w:val="0"/>
         </w:smartTagPr>
         <w:r>
           <w:rPr>
@@ -19520,12 +19518,12 @@
       </w:r>
       <w:smartTag w:uri="urn:schemas-microsoft-com:office:smarttags" w:element="chmetcnv">
         <w:smartTagPr>
+          <w:attr w:name="UnitName" w:val="公里"/>
+          <w:attr w:name="SourceValue" w:val="20"/>
+          <w:attr w:name="HasSpace" w:val="False"/>
+          <w:attr w:name="Negative" w:val="False"/>
+          <w:attr w:name="NumberType" w:val="1"/>
           <w:attr w:name="TCSC" w:val="0"/>
-          <w:attr w:name="NumberType" w:val="1"/>
-          <w:attr w:name="Negative" w:val="False"/>
-          <w:attr w:name="HasSpace" w:val="False"/>
-          <w:attr w:name="SourceValue" w:val="20"/>
-          <w:attr w:name="UnitName" w:val="公里"/>
         </w:smartTagPr>
         <w:r>
           <w:rPr>
@@ -20000,11 +19998,11 @@
       </w:r>
       <w:smartTag w:uri="urn:schemas-microsoft-com:office:smarttags" w:element="chsdate">
         <w:smartTagPr>
+          <w:attr w:name="Year" w:val="1899"/>
+          <w:attr w:name="Month" w:val="12"/>
+          <w:attr w:name="Day" w:val="30"/>
+          <w:attr w:name="IsLunarDate" w:val="False"/>
           <w:attr w:name="IsROCDate" w:val="False"/>
-          <w:attr w:name="IsLunarDate" w:val="False"/>
-          <w:attr w:name="Day" w:val="30"/>
-          <w:attr w:name="Month" w:val="12"/>
-          <w:attr w:name="Year" w:val="1899"/>
         </w:smartTagPr>
         <w:r>
           <w:rPr>
@@ -29708,8 +29706,8 @@
         </w:rPr>
         <w:t>由機關於招標時載明；</w:t>
       </w:r>
-      <w:bookmarkStart w:id="3" w:name="OLE_LINK1"/>
-      <w:bookmarkStart w:id="4" w:name="OLE_LINK2"/>
+      <w:bookmarkStart w:id="2" w:name="OLE_LINK1"/>
+      <w:bookmarkStart w:id="3" w:name="OLE_LINK2"/>
       <w:r>
         <w:rPr>
           <w:rFonts w:ascii="標楷體" w:cs="標楷體" w:hint="eastAsia"/>
@@ -29718,8 +29716,8 @@
         </w:rPr>
         <w:t>未載明者</w:t>
       </w:r>
+      <w:bookmarkEnd w:id="2"/>
       <w:bookmarkEnd w:id="3"/>
-      <w:bookmarkEnd w:id="4"/>
       <w:r>
         <w:rPr>
           <w:rFonts w:ascii="標楷體" w:cs="標楷體" w:hint="eastAsia"/>
@@ -37841,7 +37839,7 @@
         <w:ind w:left="840" w:hanging="556"/>
         <w:jc w:val="both"/>
         <w:rPr>
-          <w:rFonts w:ascii="標楷體"/>
+          <w:rFonts w:ascii="標楷體" w:cs="標楷體"/>
           <w:color w:val="000000"/>
           <w:szCs w:val="28"/>
         </w:rPr>
@@ -37886,6 +37884,28 @@
         </w:rPr>
         <w:t>本契約終止時，自終止之日起，雙方之權利義務即消滅。契約解除時，溯及契約生效日消滅。雙方並互負保密義務。</w:t>
       </w:r>
+    </w:p>
+    <w:p>
+      <w:pPr>
+        <w:spacing w:line="240" w:lineRule="atLeast"/>
+        <w:ind w:left="840" w:hanging="556"/>
+        <w:jc w:val="both"/>
+        <w:rPr>
+          <w:rFonts w:ascii="標楷體" w:hint="eastAsia"/>
+          <w:color w:val="000000"/>
+          <w:szCs w:val="28"/>
+        </w:rPr>
+      </w:pPr>
+      <w:r>
+        <w:rPr>
+          <w:rFonts w:ascii="標楷體" w:hint="eastAsia"/>
+          <w:color w:val="000000"/>
+          <w:szCs w:val="28"/>
+        </w:rPr>
+        <w:t>(十六) 機關因財政收支劃分法修正施行致歲出規模縮減，或契約相關預算未獲立法院審議通過或經部分刪減，或經凍結無法獲得立法院同意動支時，機關得通知廠商終止契約，廠商不得向機關請求賠償或補償。</w:t>
+      </w:r>
+      <w:bookmarkStart w:id="4" w:name="_GoBack"/>
+      <w:bookmarkEnd w:id="4"/>
     </w:p>
     <w:p>
       <w:pPr>
@@ -38388,7 +38408,16 @@
           <w:color w:val="000000"/>
           <w:szCs w:val="28"/>
         </w:rPr>
-        <w:t>方協議擇定仲裁機構。如未能獲致協議，屬前款第2目後段情形者，由廠商指定仲裁機構；屬前款第3目情形者，由機關指定仲裁機構。上開仲裁機構，除契約雙方另有協議外，應為合法設立之國內仲裁機構。</w:t>
+        <w:t>方協議擇定仲裁機構。如未能獲致協議，屬前款第2目後段情形者，由廠商指定仲裁機構；屬前款第3目情形者，由機關指定仲裁機構。上開仲裁機構，除契約雙方另有協議外，應為合法設立之國內仲裁機</w:t>
+      </w:r>
+      <w:r>
+        <w:rPr>
+          <w:rFonts w:ascii="標楷體" w:hint="eastAsia"/>
+          <w:color w:val="000000"/>
+          <w:szCs w:val="28"/>
+        </w:rPr>
+        <w:lastRenderedPageBreak/>
+        <w:t>構。</w:t>
       </w:r>
     </w:p>
     <w:p>
@@ -38428,16 +38457,608 @@
           <w:color w:val="000000"/>
           <w:szCs w:val="28"/>
         </w:rPr>
-        <w:t>(1)當事人雙方應於一方收受他方提付仲裁之通知之次日起14日內，</w:t>
-      </w:r>
-      <w:r>
-        <w:rPr>
-          <w:rFonts w:ascii="標楷體" w:hint="eastAsia"/>
+        <w:t>(1)當事人雙方應於一方收受他方提付仲裁之通知之次日起14日內，各自從指定之仲裁機構之仲裁人名冊或其他具有仲裁人資格者，分別提出10位以上(含本數)之名單，交予對方。</w:t>
+      </w:r>
+    </w:p>
+    <w:p>
+      <w:pPr>
+        <w:spacing w:line="240" w:lineRule="atLeast"/>
+        <w:ind w:leftChars="470" w:left="1753" w:hangingChars="156" w:hanging="437"/>
+        <w:jc w:val="both"/>
+        <w:rPr>
+          <w:rFonts w:ascii="標楷體"/>
+          <w:color w:val="000000"/>
+          <w:szCs w:val="28"/>
+        </w:rPr>
+      </w:pPr>
+      <w:r>
+        <w:rPr>
+          <w:rFonts w:ascii="標楷體" w:hint="eastAsia"/>
+          <w:color w:val="000000"/>
+          <w:szCs w:val="28"/>
+        </w:rPr>
+        <w:t>(2)當事人之一方應於收受他方提出名單之次日起14日內，自該名單內選出1位仲裁人，作為他方選定之仲裁人。</w:t>
+      </w:r>
+    </w:p>
+    <w:p>
+      <w:pPr>
+        <w:spacing w:line="240" w:lineRule="atLeast"/>
+        <w:ind w:leftChars="470" w:left="1753" w:hangingChars="156" w:hanging="437"/>
+        <w:jc w:val="both"/>
+        <w:rPr>
+          <w:rFonts w:ascii="標楷體"/>
+          <w:color w:val="000000"/>
+          <w:szCs w:val="28"/>
+        </w:rPr>
+      </w:pPr>
+      <w:r>
+        <w:rPr>
+          <w:rFonts w:ascii="標楷體" w:hint="eastAsia"/>
+          <w:color w:val="000000"/>
+          <w:szCs w:val="28"/>
+        </w:rPr>
+        <w:t>(3)當事人之一方未依(1)提出名單者，他方得從指定之仲裁機構之仲裁人名冊或其他具有仲裁人資格者，逕行代為選定1位仲裁人。</w:t>
+      </w:r>
+    </w:p>
+    <w:p>
+      <w:pPr>
+        <w:spacing w:line="240" w:lineRule="atLeast"/>
+        <w:ind w:leftChars="470" w:left="1753" w:hangingChars="156" w:hanging="437"/>
+        <w:jc w:val="both"/>
+        <w:rPr>
+          <w:rFonts w:ascii="標楷體"/>
+          <w:color w:val="000000"/>
+          <w:szCs w:val="28"/>
+        </w:rPr>
+      </w:pPr>
+      <w:r>
+        <w:rPr>
+          <w:rFonts w:ascii="標楷體" w:hint="eastAsia"/>
+          <w:color w:val="000000"/>
+          <w:szCs w:val="28"/>
+        </w:rPr>
+        <w:t>(4)當事人之一方未依(2)自名單內選出仲裁人，作為他方選定之仲裁人者，他方得聲請□法院；□指定之仲裁機構（由機關於招標時勾選；未勾選者，為指定之仲裁機構）代為自該名單內選定1位仲裁人。</w:t>
+      </w:r>
+    </w:p>
+    <w:p>
+      <w:pPr>
+        <w:spacing w:line="240" w:lineRule="atLeast"/>
+        <w:ind w:left="1135" w:hanging="284"/>
+        <w:jc w:val="both"/>
+        <w:rPr>
+          <w:rFonts w:ascii="標楷體"/>
+          <w:color w:val="000000"/>
+          <w:szCs w:val="28"/>
+        </w:rPr>
+      </w:pPr>
+      <w:r>
+        <w:rPr>
+          <w:rFonts w:ascii="標楷體" w:hint="eastAsia"/>
+          <w:color w:val="000000"/>
+          <w:szCs w:val="28"/>
+        </w:rPr>
+        <w:t>3.主任仲裁人之選定：</w:t>
+      </w:r>
+    </w:p>
+    <w:p>
+      <w:pPr>
+        <w:spacing w:line="240" w:lineRule="atLeast"/>
+        <w:ind w:leftChars="470" w:left="1753" w:hangingChars="156" w:hanging="437"/>
+        <w:jc w:val="both"/>
+        <w:rPr>
+          <w:rFonts w:ascii="標楷體"/>
+          <w:color w:val="000000"/>
+          <w:szCs w:val="28"/>
+        </w:rPr>
+      </w:pPr>
+      <w:r>
+        <w:rPr>
+          <w:rFonts w:ascii="標楷體" w:hint="eastAsia"/>
+          <w:color w:val="000000"/>
+          <w:szCs w:val="28"/>
+        </w:rPr>
+        <w:t>(1)二位仲裁人經選定之次日起30日內，由</w:t>
+      </w:r>
+      <w:r>
+        <w:rPr>
+          <w:rFonts w:ascii="標楷體" w:cs="標楷體" w:hint="eastAsia"/>
+          <w:color w:val="FF0000"/>
+          <w:szCs w:val="28"/>
+        </w:rPr>
+        <w:t>■</w:t>
+      </w:r>
+      <w:r>
+        <w:rPr>
+          <w:rFonts w:ascii="標楷體" w:hint="eastAsia"/>
+          <w:color w:val="000000"/>
+          <w:szCs w:val="28"/>
+        </w:rPr>
+        <w:t>雙方共推；□雙方選定之仲裁人共推（由機關於招標時勾選）第三仲裁人為主任仲裁人。</w:t>
+      </w:r>
+    </w:p>
+    <w:p>
+      <w:pPr>
+        <w:spacing w:line="240" w:lineRule="atLeast"/>
+        <w:ind w:leftChars="470" w:left="1753" w:hangingChars="156" w:hanging="437"/>
+        <w:jc w:val="both"/>
+        <w:rPr>
+          <w:rFonts w:ascii="標楷體"/>
+          <w:color w:val="000000"/>
+          <w:szCs w:val="28"/>
+        </w:rPr>
+      </w:pPr>
+      <w:r>
+        <w:rPr>
+          <w:rFonts w:ascii="標楷體" w:hint="eastAsia"/>
+          <w:color w:val="000000"/>
+          <w:szCs w:val="28"/>
+        </w:rPr>
+        <w:t>(2)未能依(1)共推主任仲裁人者，當事人得聲請□法院；□指定之仲裁機構（由機關於招標時勾選；未勾選者，為指定之仲裁機構）為之選定。</w:t>
+      </w:r>
+    </w:p>
+    <w:p>
+      <w:pPr>
+        <w:spacing w:line="240" w:lineRule="atLeast"/>
+        <w:ind w:left="1135" w:hanging="284"/>
+        <w:jc w:val="both"/>
+        <w:rPr>
+          <w:rFonts w:ascii="標楷體"/>
+          <w:color w:val="000000"/>
+          <w:szCs w:val="28"/>
+        </w:rPr>
+      </w:pPr>
+      <w:r>
+        <w:rPr>
+          <w:rFonts w:ascii="標楷體" w:hint="eastAsia"/>
+          <w:color w:val="000000"/>
+          <w:szCs w:val="28"/>
+        </w:rPr>
+        <w:t>4.以□機關所在地；□本工程所在地；□其他：＿＿為仲裁地（由機關於招標時載明；未載明者，為機關所在地）。</w:t>
+      </w:r>
+    </w:p>
+    <w:p>
+      <w:pPr>
+        <w:spacing w:line="240" w:lineRule="atLeast"/>
+        <w:ind w:left="1135" w:hanging="284"/>
+        <w:jc w:val="both"/>
+        <w:rPr>
+          <w:rFonts w:ascii="標楷體"/>
+          <w:color w:val="000000"/>
+          <w:szCs w:val="28"/>
+        </w:rPr>
+      </w:pPr>
+      <w:r>
+        <w:rPr>
+          <w:rFonts w:ascii="標楷體" w:hint="eastAsia"/>
+          <w:color w:val="000000"/>
+          <w:szCs w:val="28"/>
+        </w:rPr>
+        <w:t>5.除契約雙方另有協議外，仲裁程序應公開之，仲裁判斷書雙方均得公開，並同意仲裁機構公開於其網站。</w:t>
+      </w:r>
+    </w:p>
+    <w:p>
+      <w:pPr>
+        <w:spacing w:line="240" w:lineRule="atLeast"/>
+        <w:ind w:left="1135" w:hanging="284"/>
+        <w:jc w:val="both"/>
+        <w:rPr>
+          <w:rFonts w:ascii="標楷體"/>
+          <w:color w:val="000000"/>
+          <w:szCs w:val="28"/>
+        </w:rPr>
+      </w:pPr>
+      <w:r>
+        <w:rPr>
+          <w:rFonts w:ascii="標楷體" w:hint="eastAsia"/>
+          <w:color w:val="000000"/>
+          <w:szCs w:val="28"/>
+        </w:rPr>
+        <w:t>6.仲裁程序應使用□國語及中文正體字；□其他語文：＿＿＿。(由機關於招標時載明；未載明者，為國語及中文正體字)</w:t>
+      </w:r>
+    </w:p>
+    <w:p>
+      <w:pPr>
+        <w:spacing w:line="240" w:lineRule="atLeast"/>
+        <w:ind w:left="1135" w:hanging="284"/>
+        <w:jc w:val="both"/>
+        <w:rPr>
+          <w:rFonts w:ascii="標楷體"/>
+          <w:color w:val="000000"/>
+          <w:szCs w:val="28"/>
+        </w:rPr>
+      </w:pPr>
+      <w:r>
+        <w:rPr>
+          <w:rFonts w:ascii="標楷體" w:hint="eastAsia"/>
+          <w:color w:val="000000"/>
+          <w:szCs w:val="28"/>
+        </w:rPr>
+        <w:t>7.機關□同意；□不同意（由機關於招標時勾選；未勾選者，為不同意）仲裁庭適用衡平原則為判斷。</w:t>
+      </w:r>
+    </w:p>
+    <w:p>
+      <w:pPr>
+        <w:spacing w:line="240" w:lineRule="atLeast"/>
+        <w:ind w:left="1135" w:hanging="284"/>
+        <w:jc w:val="both"/>
+        <w:rPr>
+          <w:rFonts w:ascii="標楷體" w:cs="標楷體"/>
+          <w:color w:val="000000"/>
+          <w:szCs w:val="28"/>
+        </w:rPr>
+      </w:pPr>
+      <w:r>
+        <w:rPr>
+          <w:rFonts w:ascii="標楷體" w:hint="eastAsia"/>
+          <w:color w:val="000000"/>
+          <w:szCs w:val="28"/>
+        </w:rPr>
+        <w:t>8.仲裁判</w:t>
+      </w:r>
+      <w:r>
+        <w:rPr>
+          <w:rFonts w:ascii="標楷體" w:cs="標楷體" w:hint="eastAsia"/>
+          <w:color w:val="000000"/>
+          <w:szCs w:val="28"/>
+        </w:rPr>
+        <w:t>斷書應記載事實及理由。</w:t>
+      </w:r>
+    </w:p>
+    <w:p>
+      <w:pPr>
+        <w:spacing w:line="240" w:lineRule="atLeast"/>
+        <w:ind w:left="840" w:hanging="556"/>
+        <w:jc w:val="both"/>
+        <w:rPr>
+          <w:rFonts w:ascii="標楷體" w:cs="標楷體"/>
+          <w:color w:val="000000"/>
+          <w:szCs w:val="28"/>
+        </w:rPr>
+      </w:pPr>
+      <w:r>
+        <w:rPr>
+          <w:rFonts w:ascii="標楷體" w:cs="標楷體"/>
+          <w:color w:val="000000"/>
+          <w:szCs w:val="28"/>
+        </w:rPr>
+        <w:t>(</w:t>
+      </w:r>
+      <w:r>
+        <w:rPr>
+          <w:rFonts w:ascii="標楷體" w:cs="標楷體" w:hint="eastAsia"/>
+          <w:color w:val="000000"/>
+          <w:szCs w:val="28"/>
+        </w:rPr>
+        <w:t>三</w:t>
+      </w:r>
+      <w:r>
+        <w:rPr>
+          <w:rFonts w:ascii="標楷體" w:cs="標楷體"/>
+          <w:color w:val="000000"/>
+          <w:szCs w:val="28"/>
+        </w:rPr>
+        <w:t>)</w:t>
+      </w:r>
+      <w:r>
+        <w:rPr>
+          <w:rFonts w:ascii="標楷體" w:cs="標楷體" w:hint="eastAsia"/>
+          <w:color w:val="000000"/>
+          <w:szCs w:val="28"/>
+        </w:rPr>
+        <w:t>依</w:t>
+      </w:r>
+      <w:r>
+        <w:rPr>
+          <w:rFonts w:ascii="標楷體" w:cs="標楷體" w:hint="eastAsia"/>
+          <w:color w:val="000000"/>
+          <w:szCs w:val="28"/>
+        </w:rPr>
+        <w:t>第1款第6目成立爭議處理小組者，</w:t>
+      </w:r>
+      <w:r>
+        <w:rPr>
+          <w:rFonts w:ascii="標楷體" w:cs="標楷體" w:hint="eastAsia"/>
+          <w:color w:val="000000"/>
+          <w:szCs w:val="28"/>
+        </w:rPr>
+        <w:t>機制</w:t>
+      </w:r>
+      <w:r>
+        <w:rPr>
+          <w:rFonts w:ascii="標楷體" w:cs="標楷體" w:hint="eastAsia"/>
+          <w:color w:val="000000"/>
+          <w:szCs w:val="28"/>
+        </w:rPr>
+        <w:t>如下：</w:t>
+      </w:r>
+    </w:p>
+    <w:p>
+      <w:pPr>
+        <w:spacing w:line="240" w:lineRule="atLeast"/>
+        <w:ind w:left="1135" w:hanging="284"/>
+        <w:jc w:val="both"/>
+        <w:rPr>
+          <w:rFonts w:ascii="標楷體" w:cs="標楷體"/>
+          <w:color w:val="000000"/>
+          <w:szCs w:val="28"/>
+        </w:rPr>
+      </w:pPr>
+      <w:r>
+        <w:rPr>
+          <w:rFonts w:ascii="標楷體" w:cs="標楷體" w:hint="eastAsia"/>
+          <w:color w:val="000000"/>
+          <w:szCs w:val="28"/>
+        </w:rPr>
+        <w:t>1.</w:t>
+      </w:r>
+      <w:r>
+        <w:rPr>
+          <w:rFonts w:ascii="標楷體" w:hint="eastAsia"/>
+          <w:color w:val="000000"/>
+          <w:szCs w:val="28"/>
+        </w:rPr>
+        <w:t>爭議處理小組</w:t>
+      </w:r>
+      <w:r>
+        <w:rPr>
+          <w:rFonts w:ascii="標楷體" w:cs="標楷體" w:hint="eastAsia"/>
+          <w:color w:val="000000"/>
+          <w:szCs w:val="28"/>
+        </w:rPr>
+        <w:t>得為常設性，於</w:t>
+      </w:r>
+      <w:r>
+        <w:rPr>
+          <w:rFonts w:ascii="標楷體" w:cs="標楷體" w:hint="eastAsia"/>
+          <w:color w:val="000000"/>
+          <w:szCs w:val="28"/>
+        </w:rPr>
+        <w:t>契約無待解決事項</w:t>
+      </w:r>
+      <w:r>
+        <w:rPr>
+          <w:rFonts w:ascii="標楷體" w:cs="標楷體" w:hint="eastAsia"/>
+          <w:color w:val="000000"/>
+          <w:szCs w:val="28"/>
+        </w:rPr>
+        <w:t>後解散。</w:t>
+      </w:r>
+    </w:p>
+    <w:p>
+      <w:pPr>
+        <w:spacing w:line="240" w:lineRule="atLeast"/>
+        <w:ind w:left="1135" w:hanging="284"/>
+        <w:jc w:val="both"/>
+        <w:rPr>
+          <w:rFonts w:ascii="標楷體" w:cs="標楷體"/>
+          <w:color w:val="000000"/>
+          <w:szCs w:val="28"/>
+        </w:rPr>
+      </w:pPr>
+      <w:r>
+        <w:rPr>
+          <w:rFonts w:ascii="標楷體" w:cs="標楷體" w:hint="eastAsia"/>
+          <w:color w:val="000000"/>
+          <w:szCs w:val="28"/>
+        </w:rPr>
+        <w:t>2.爭議處理</w:t>
+      </w:r>
+      <w:r>
+        <w:rPr>
+          <w:rFonts w:ascii="標楷體" w:hint="eastAsia"/>
+          <w:color w:val="000000"/>
+          <w:szCs w:val="28"/>
+        </w:rPr>
+        <w:t>小組</w:t>
+      </w:r>
+      <w:r>
+        <w:rPr>
+          <w:rFonts w:ascii="標楷體" w:cs="標楷體" w:hint="eastAsia"/>
+          <w:color w:val="000000"/>
+          <w:szCs w:val="28"/>
+        </w:rPr>
+        <w:t>委員之選定</w:t>
+      </w:r>
+      <w:r>
+        <w:rPr>
+          <w:rFonts w:ascii="標楷體" w:cs="標楷體" w:hint="eastAsia"/>
+          <w:color w:val="000000"/>
+          <w:szCs w:val="28"/>
+        </w:rPr>
+        <w:t>由機關首長或其指定之機關內部人員擔任召集委員，</w:t>
+      </w:r>
+      <w:r>
+        <w:rPr>
+          <w:rFonts w:ascii="標楷體" w:cs="標楷體"/>
+          <w:color w:val="000000"/>
+          <w:szCs w:val="28"/>
+        </w:rPr>
+        <w:t xml:space="preserve"> </w:t>
+      </w:r>
+      <w:r>
+        <w:rPr>
+          <w:rFonts w:ascii="標楷體" w:cs="標楷體" w:hint="eastAsia"/>
+          <w:color w:val="000000"/>
+          <w:szCs w:val="28"/>
+        </w:rPr>
+        <w:t>另由機關聘（派）</w:t>
+      </w:r>
+      <w:r>
+        <w:rPr>
+          <w:rFonts w:ascii="標楷體" w:cs="標楷體"/>
+          <w:color w:val="000000"/>
+          <w:szCs w:val="28"/>
+        </w:rPr>
+        <w:t xml:space="preserve"> 2 </w:t>
+      </w:r>
+      <w:r>
+        <w:rPr>
+          <w:rFonts w:ascii="標楷體" w:cs="標楷體" w:hint="eastAsia"/>
+          <w:color w:val="000000"/>
+          <w:szCs w:val="28"/>
+        </w:rPr>
+        <w:t>位以上</w:t>
+      </w:r>
+      <w:r>
+        <w:rPr>
+          <w:rFonts w:ascii="標楷體" w:cs="標楷體"/>
+          <w:color w:val="000000"/>
+          <w:szCs w:val="28"/>
+        </w:rPr>
+        <w:t xml:space="preserve"> </w:t>
+      </w:r>
+      <w:r>
+        <w:rPr>
+          <w:rFonts w:ascii="標楷體" w:cs="標楷體" w:hint="eastAsia"/>
+          <w:color w:val="000000"/>
+          <w:szCs w:val="28"/>
+        </w:rPr>
+        <w:t>之</w:t>
+      </w:r>
+      <w:r>
+        <w:rPr>
+          <w:rFonts w:ascii="標楷體" w:cs="標楷體"/>
+          <w:color w:val="000000"/>
+          <w:szCs w:val="28"/>
+        </w:rPr>
+        <w:t xml:space="preserve"> </w:t>
+      </w:r>
+      <w:r>
+        <w:rPr>
+          <w:rFonts w:ascii="標楷體" w:cs="標楷體" w:hint="eastAsia"/>
+          <w:color w:val="000000"/>
+          <w:szCs w:val="28"/>
+        </w:rPr>
+        <w:t>公正人士擔任委員（包括機關人員及外聘人士），</w:t>
+      </w:r>
+      <w:r>
+        <w:rPr>
+          <w:rFonts w:ascii="標楷體" w:cs="標楷體"/>
+          <w:color w:val="000000"/>
+          <w:szCs w:val="28"/>
+        </w:rPr>
+        <w:t xml:space="preserve"> </w:t>
+      </w:r>
+      <w:r>
+        <w:rPr>
+          <w:rFonts w:ascii="標楷體" w:cs="標楷體" w:hint="eastAsia"/>
+          <w:color w:val="000000"/>
+          <w:szCs w:val="28"/>
+        </w:rPr>
+        <w:t>共</w:t>
+      </w:r>
+      <w:r>
+        <w:rPr>
+          <w:rFonts w:ascii="標楷體" w:cs="標楷體"/>
+          <w:color w:val="000000"/>
+          <w:szCs w:val="28"/>
+        </w:rPr>
+        <w:t xml:space="preserve"> 3 </w:t>
+      </w:r>
+      <w:r>
+        <w:rPr>
+          <w:rFonts w:ascii="標楷體" w:cs="標楷體" w:hint="eastAsia"/>
+          <w:color w:val="000000"/>
+          <w:szCs w:val="28"/>
+        </w:rPr>
+        <w:t>人以上（應為奇數）組成。廠商得推薦公正人士作為機關聘任委員之參考。</w:t>
+      </w:r>
+    </w:p>
+    <w:p>
+      <w:pPr>
+        <w:spacing w:line="240" w:lineRule="atLeast"/>
+        <w:ind w:left="1135" w:hanging="284"/>
+        <w:jc w:val="both"/>
+        <w:rPr>
+          <w:rFonts w:ascii="標楷體" w:cs="標楷體"/>
+          <w:color w:val="000000"/>
+          <w:szCs w:val="28"/>
+        </w:rPr>
+      </w:pPr>
+      <w:r>
+        <w:rPr>
+          <w:rFonts w:ascii="標楷體" w:cs="標楷體" w:hint="eastAsia"/>
+          <w:color w:val="000000"/>
+          <w:szCs w:val="28"/>
+        </w:rPr>
+        <w:t>3</w:t>
+      </w:r>
+      <w:r>
+        <w:rPr>
+          <w:rFonts w:ascii="標楷體" w:cs="標楷體" w:hint="eastAsia"/>
+          <w:color w:val="000000"/>
+          <w:szCs w:val="28"/>
+        </w:rPr>
+        <w:t>.</w:t>
+      </w:r>
+      <w:r>
+        <w:rPr>
+          <w:rFonts w:ascii="標楷體" w:hint="eastAsia"/>
+          <w:color w:val="000000"/>
+          <w:szCs w:val="28"/>
+        </w:rPr>
+        <w:t>當事人</w:t>
+      </w:r>
+      <w:r>
+        <w:rPr>
+          <w:rFonts w:ascii="標楷體" w:cs="標楷體" w:hint="eastAsia"/>
+          <w:color w:val="000000"/>
+          <w:szCs w:val="28"/>
+        </w:rPr>
+        <w:t>之一方得就爭議事項，以書面通知爭議處理小組召集委員，請求小組協調及作成決議，並將繕本送達他方。該書面通知應包括爭議標的、爭議事實及參考資料、建議解決方案。他方應於收受通知之次</w:t>
+      </w:r>
+      <w:r>
+        <w:rPr>
+          <w:rFonts w:ascii="標楷體" w:cs="標楷體" w:hint="eastAsia"/>
           <w:color w:val="000000"/>
           <w:szCs w:val="28"/>
         </w:rPr>
         <w:lastRenderedPageBreak/>
-        <w:t>各自從指定之仲裁機構之仲裁人名冊或其他具有仲裁人資格者，分別提出10位以上(含本數)之名單，交予對方。</w:t>
+        <w:t>日起14日</w:t>
+      </w:r>
+      <w:r>
+        <w:rPr>
+          <w:rFonts w:ascii="標楷體" w:cs="標楷體" w:hint="eastAsia"/>
+          <w:color w:val="000000"/>
+          <w:szCs w:val="28"/>
+        </w:rPr>
+        <w:t>向召集委員</w:t>
+      </w:r>
+      <w:r>
+        <w:rPr>
+          <w:rFonts w:ascii="標楷體" w:cs="標楷體" w:hint="eastAsia"/>
+          <w:color w:val="000000"/>
+          <w:szCs w:val="28"/>
+        </w:rPr>
+        <w:t>內提出書面回應及建議解決方案，並將繕本送達他方。</w:t>
+      </w:r>
+    </w:p>
+    <w:p>
+      <w:pPr>
+        <w:spacing w:line="240" w:lineRule="atLeast"/>
+        <w:ind w:left="1135" w:hanging="284"/>
+        <w:jc w:val="both"/>
+        <w:rPr>
+          <w:rFonts w:ascii="標楷體" w:cs="標楷體"/>
+          <w:color w:val="000000"/>
+          <w:szCs w:val="28"/>
+        </w:rPr>
+      </w:pPr>
+      <w:r>
+        <w:rPr>
+          <w:rFonts w:ascii="標楷體" w:cs="標楷體" w:hint="eastAsia"/>
+          <w:color w:val="000000"/>
+          <w:szCs w:val="28"/>
+        </w:rPr>
+        <w:t>4</w:t>
+      </w:r>
+      <w:r>
+        <w:rPr>
+          <w:rFonts w:ascii="標楷體" w:cs="標楷體" w:hint="eastAsia"/>
+          <w:color w:val="000000"/>
+          <w:szCs w:val="28"/>
+        </w:rPr>
+        <w:t>.爭議處理小組會議：</w:t>
       </w:r>
     </w:p>
     <w:p>
@@ -38453,603 +39074,10 @@
       </w:pPr>
       <w:r>
         <w:rPr>
-          <w:rFonts w:ascii="標楷體" w:hint="eastAsia"/>
-          <w:color w:val="000000"/>
-          <w:szCs w:val="28"/>
-        </w:rPr>
-        <w:t>(2)當事人之一方應於收受他方提出名單之次日起14日內，自該名單內選出1位仲裁人，作為他方選定之仲裁人。</w:t>
-      </w:r>
-    </w:p>
-    <w:p>
-      <w:pPr>
-        <w:spacing w:line="240" w:lineRule="atLeast"/>
-        <w:ind w:leftChars="470" w:left="1753" w:hangingChars="156" w:hanging="437"/>
-        <w:jc w:val="both"/>
-        <w:rPr>
-          <w:rFonts w:ascii="標楷體"/>
-          <w:color w:val="000000"/>
-          <w:szCs w:val="28"/>
-        </w:rPr>
-      </w:pPr>
-      <w:r>
-        <w:rPr>
-          <w:rFonts w:ascii="標楷體" w:hint="eastAsia"/>
-          <w:color w:val="000000"/>
-          <w:szCs w:val="28"/>
-        </w:rPr>
-        <w:t>(3)當事人之一方未依(1)提出名單者，他方得從指定之仲裁機構之仲裁人名冊或其他具有仲裁人資格者，逕行代為選定1位仲裁人。</w:t>
-      </w:r>
-    </w:p>
-    <w:p>
-      <w:pPr>
-        <w:spacing w:line="240" w:lineRule="atLeast"/>
-        <w:ind w:leftChars="470" w:left="1753" w:hangingChars="156" w:hanging="437"/>
-        <w:jc w:val="both"/>
-        <w:rPr>
-          <w:rFonts w:ascii="標楷體"/>
-          <w:color w:val="000000"/>
-          <w:szCs w:val="28"/>
-        </w:rPr>
-      </w:pPr>
-      <w:r>
-        <w:rPr>
-          <w:rFonts w:ascii="標楷體" w:hint="eastAsia"/>
-          <w:color w:val="000000"/>
-          <w:szCs w:val="28"/>
-        </w:rPr>
-        <w:t>(4)當事人之一方未依(2)自名單內選出仲裁人，作為他方選定之仲裁人者，他方得聲請□法院；□指定之仲裁機構（由機關於招標時勾選；未勾選者，為指定之仲裁機構）代為自該名單內選定1位仲裁人。</w:t>
-      </w:r>
-    </w:p>
-    <w:p>
-      <w:pPr>
-        <w:spacing w:line="240" w:lineRule="atLeast"/>
-        <w:ind w:left="1135" w:hanging="284"/>
-        <w:jc w:val="both"/>
-        <w:rPr>
-          <w:rFonts w:ascii="標楷體"/>
-          <w:color w:val="000000"/>
-          <w:szCs w:val="28"/>
-        </w:rPr>
-      </w:pPr>
-      <w:r>
-        <w:rPr>
-          <w:rFonts w:ascii="標楷體" w:hint="eastAsia"/>
-          <w:color w:val="000000"/>
-          <w:szCs w:val="28"/>
-        </w:rPr>
-        <w:t>3.主任仲裁人之選定：</w:t>
-      </w:r>
-    </w:p>
-    <w:p>
-      <w:pPr>
-        <w:spacing w:line="240" w:lineRule="atLeast"/>
-        <w:ind w:leftChars="470" w:left="1753" w:hangingChars="156" w:hanging="437"/>
-        <w:jc w:val="both"/>
-        <w:rPr>
-          <w:rFonts w:ascii="標楷體"/>
-          <w:color w:val="000000"/>
-          <w:szCs w:val="28"/>
-        </w:rPr>
-      </w:pPr>
-      <w:r>
-        <w:rPr>
-          <w:rFonts w:ascii="標楷體" w:hint="eastAsia"/>
-          <w:color w:val="000000"/>
-          <w:szCs w:val="28"/>
-        </w:rPr>
-        <w:t>(1)二位仲裁人經選定之次日起30日內，由</w:t>
-      </w:r>
-      <w:r>
-        <w:rPr>
-          <w:rFonts w:ascii="標楷體" w:cs="標楷體" w:hint="eastAsia"/>
-          <w:color w:val="FF0000"/>
-          <w:szCs w:val="28"/>
-        </w:rPr>
-        <w:t>■</w:t>
-      </w:r>
-      <w:r>
-        <w:rPr>
-          <w:rFonts w:ascii="標楷體" w:hint="eastAsia"/>
-          <w:color w:val="000000"/>
-          <w:szCs w:val="28"/>
-        </w:rPr>
-        <w:t>雙方共推；□雙方選定之仲裁人共推（由機關於招標時勾選）第三仲裁人為主任仲裁人。</w:t>
-      </w:r>
-    </w:p>
-    <w:p>
-      <w:pPr>
-        <w:spacing w:line="240" w:lineRule="atLeast"/>
-        <w:ind w:leftChars="470" w:left="1753" w:hangingChars="156" w:hanging="437"/>
-        <w:jc w:val="both"/>
-        <w:rPr>
-          <w:rFonts w:ascii="標楷體"/>
-          <w:color w:val="000000"/>
-          <w:szCs w:val="28"/>
-        </w:rPr>
-      </w:pPr>
-      <w:r>
-        <w:rPr>
-          <w:rFonts w:ascii="標楷體" w:hint="eastAsia"/>
-          <w:color w:val="000000"/>
-          <w:szCs w:val="28"/>
-        </w:rPr>
-        <w:t>(2)未能依(1)共推主任仲裁人者，當事人得聲請□法院；□指定之仲裁機構（由機關於招標時勾選；未勾選者，為指定之仲裁機構）為之選定。</w:t>
-      </w:r>
-    </w:p>
-    <w:p>
-      <w:pPr>
-        <w:spacing w:line="240" w:lineRule="atLeast"/>
-        <w:ind w:left="1135" w:hanging="284"/>
-        <w:jc w:val="both"/>
-        <w:rPr>
-          <w:rFonts w:ascii="標楷體"/>
-          <w:color w:val="000000"/>
-          <w:szCs w:val="28"/>
-        </w:rPr>
-      </w:pPr>
-      <w:r>
-        <w:rPr>
-          <w:rFonts w:ascii="標楷體" w:hint="eastAsia"/>
-          <w:color w:val="000000"/>
-          <w:szCs w:val="28"/>
-        </w:rPr>
-        <w:t>4.以□機關所在地；□本工程所在地；□其他：＿＿為仲裁地（由機關於招標時載明；未載明者，為機關所在地）。</w:t>
-      </w:r>
-    </w:p>
-    <w:p>
-      <w:pPr>
-        <w:spacing w:line="240" w:lineRule="atLeast"/>
-        <w:ind w:left="1135" w:hanging="284"/>
-        <w:jc w:val="both"/>
-        <w:rPr>
-          <w:rFonts w:ascii="標楷體"/>
-          <w:color w:val="000000"/>
-          <w:szCs w:val="28"/>
-        </w:rPr>
-      </w:pPr>
-      <w:r>
-        <w:rPr>
-          <w:rFonts w:ascii="標楷體" w:hint="eastAsia"/>
-          <w:color w:val="000000"/>
-          <w:szCs w:val="28"/>
-        </w:rPr>
-        <w:t>5.除契約雙方另有協議外，仲裁程序應公開之，仲裁判斷書雙方均得公開，並同意仲裁機構公開於其網站。</w:t>
-      </w:r>
-    </w:p>
-    <w:p>
-      <w:pPr>
-        <w:spacing w:line="240" w:lineRule="atLeast"/>
-        <w:ind w:left="1135" w:hanging="284"/>
-        <w:jc w:val="both"/>
-        <w:rPr>
-          <w:rFonts w:ascii="標楷體"/>
-          <w:color w:val="000000"/>
-          <w:szCs w:val="28"/>
-        </w:rPr>
-      </w:pPr>
-      <w:r>
-        <w:rPr>
-          <w:rFonts w:ascii="標楷體" w:hint="eastAsia"/>
-          <w:color w:val="000000"/>
-          <w:szCs w:val="28"/>
-        </w:rPr>
-        <w:t>6.仲裁程序應使用□國語及中文正體字；□其他語文：＿＿＿。(由機關於招標時載明；未載明者，為國語及中文正體字)</w:t>
-      </w:r>
-    </w:p>
-    <w:p>
-      <w:pPr>
-        <w:spacing w:line="240" w:lineRule="atLeast"/>
-        <w:ind w:left="1135" w:hanging="284"/>
-        <w:jc w:val="both"/>
-        <w:rPr>
-          <w:rFonts w:ascii="標楷體"/>
-          <w:color w:val="000000"/>
-          <w:szCs w:val="28"/>
-        </w:rPr>
-      </w:pPr>
-      <w:r>
-        <w:rPr>
-          <w:rFonts w:ascii="標楷體" w:hint="eastAsia"/>
-          <w:color w:val="000000"/>
-          <w:szCs w:val="28"/>
-        </w:rPr>
-        <w:t>7.機關□同意；□不同意（由機關於招標時勾選；未勾選者，為不同意）仲裁庭適用衡平原則為判斷。</w:t>
-      </w:r>
-    </w:p>
-    <w:p>
-      <w:pPr>
-        <w:spacing w:line="240" w:lineRule="atLeast"/>
-        <w:ind w:left="1135" w:hanging="284"/>
-        <w:jc w:val="both"/>
-        <w:rPr>
-          <w:rFonts w:ascii="標楷體" w:cs="標楷體"/>
-          <w:color w:val="000000"/>
-          <w:szCs w:val="28"/>
-        </w:rPr>
-      </w:pPr>
-      <w:r>
-        <w:rPr>
-          <w:rFonts w:ascii="標楷體" w:hint="eastAsia"/>
-          <w:color w:val="000000"/>
-          <w:szCs w:val="28"/>
-        </w:rPr>
-        <w:t>8.仲裁判</w:t>
-      </w:r>
-      <w:r>
-        <w:rPr>
-          <w:rFonts w:ascii="標楷體" w:cs="標楷體" w:hint="eastAsia"/>
-          <w:color w:val="000000"/>
-          <w:szCs w:val="28"/>
-        </w:rPr>
-        <w:t>斷書應記載事實及理由。</w:t>
-      </w:r>
-    </w:p>
-    <w:p>
-      <w:pPr>
-        <w:spacing w:line="240" w:lineRule="atLeast"/>
-        <w:ind w:left="840" w:hanging="556"/>
-        <w:jc w:val="both"/>
-        <w:rPr>
-          <w:rFonts w:ascii="標楷體" w:cs="標楷體"/>
-          <w:color w:val="000000"/>
-          <w:szCs w:val="28"/>
-        </w:rPr>
-      </w:pPr>
-      <w:r>
-        <w:rPr>
-          <w:rFonts w:ascii="標楷體" w:cs="標楷體"/>
-          <w:color w:val="000000"/>
-          <w:szCs w:val="28"/>
-        </w:rPr>
-        <w:t>(</w:t>
-      </w:r>
-      <w:r>
-        <w:rPr>
-          <w:rFonts w:ascii="標楷體" w:cs="標楷體" w:hint="eastAsia"/>
-          <w:color w:val="000000"/>
-          <w:szCs w:val="28"/>
-        </w:rPr>
-        <w:t>三</w:t>
-      </w:r>
-      <w:r>
-        <w:rPr>
-          <w:rFonts w:ascii="標楷體" w:cs="標楷體"/>
-          <w:color w:val="000000"/>
-          <w:szCs w:val="28"/>
-        </w:rPr>
-        <w:t>)</w:t>
-      </w:r>
-      <w:r>
-        <w:rPr>
-          <w:rFonts w:ascii="標楷體" w:cs="標楷體" w:hint="eastAsia"/>
-          <w:color w:val="000000"/>
-          <w:szCs w:val="28"/>
-        </w:rPr>
-        <w:t>依</w:t>
-      </w:r>
-      <w:r>
-        <w:rPr>
-          <w:rFonts w:ascii="標楷體" w:cs="標楷體" w:hint="eastAsia"/>
-          <w:color w:val="000000"/>
-          <w:szCs w:val="28"/>
-        </w:rPr>
-        <w:t>第1款第6目成立爭議處理小組者，</w:t>
-      </w:r>
-      <w:r>
-        <w:rPr>
-          <w:rFonts w:ascii="標楷體" w:cs="標楷體" w:hint="eastAsia"/>
-          <w:color w:val="000000"/>
-          <w:szCs w:val="28"/>
-        </w:rPr>
-        <w:t>機制</w:t>
-      </w:r>
-      <w:r>
-        <w:rPr>
-          <w:rFonts w:ascii="標楷體" w:cs="標楷體" w:hint="eastAsia"/>
-          <w:color w:val="000000"/>
-          <w:szCs w:val="28"/>
-        </w:rPr>
-        <w:t>如下：</w:t>
-      </w:r>
-    </w:p>
-    <w:p>
-      <w:pPr>
-        <w:spacing w:line="240" w:lineRule="atLeast"/>
-        <w:ind w:left="1135" w:hanging="284"/>
-        <w:jc w:val="both"/>
-        <w:rPr>
-          <w:rFonts w:ascii="標楷體" w:cs="標楷體"/>
-          <w:color w:val="000000"/>
-          <w:szCs w:val="28"/>
-        </w:rPr>
-      </w:pPr>
-      <w:r>
-        <w:rPr>
-          <w:rFonts w:ascii="標楷體" w:cs="標楷體" w:hint="eastAsia"/>
-          <w:color w:val="000000"/>
-          <w:szCs w:val="28"/>
-        </w:rPr>
-        <w:t>1.</w:t>
-      </w:r>
-      <w:r>
-        <w:rPr>
-          <w:rFonts w:ascii="標楷體" w:hint="eastAsia"/>
-          <w:color w:val="000000"/>
-          <w:szCs w:val="28"/>
-        </w:rPr>
-        <w:t>爭議處理小組</w:t>
-      </w:r>
-      <w:r>
-        <w:rPr>
-          <w:rFonts w:ascii="標楷體" w:cs="標楷體" w:hint="eastAsia"/>
-          <w:color w:val="000000"/>
-          <w:szCs w:val="28"/>
-        </w:rPr>
-        <w:t>得為常設性，於</w:t>
-      </w:r>
-      <w:r>
-        <w:rPr>
-          <w:rFonts w:ascii="標楷體" w:cs="標楷體" w:hint="eastAsia"/>
-          <w:color w:val="000000"/>
-          <w:szCs w:val="28"/>
-        </w:rPr>
-        <w:t>契約無待解決事項</w:t>
-      </w:r>
-      <w:r>
-        <w:rPr>
-          <w:rFonts w:ascii="標楷體" w:cs="標楷體" w:hint="eastAsia"/>
-          <w:color w:val="000000"/>
-          <w:szCs w:val="28"/>
-        </w:rPr>
-        <w:t>後解散。</w:t>
-      </w:r>
-    </w:p>
-    <w:p>
-      <w:pPr>
-        <w:spacing w:line="240" w:lineRule="atLeast"/>
-        <w:ind w:left="1135" w:hanging="284"/>
-        <w:jc w:val="both"/>
-        <w:rPr>
-          <w:rFonts w:ascii="標楷體" w:cs="標楷體"/>
-          <w:color w:val="000000"/>
-          <w:szCs w:val="28"/>
-        </w:rPr>
-      </w:pPr>
-      <w:r>
-        <w:rPr>
-          <w:rFonts w:ascii="標楷體" w:cs="標楷體" w:hint="eastAsia"/>
-          <w:color w:val="000000"/>
-          <w:szCs w:val="28"/>
-        </w:rPr>
-        <w:t>2.爭議處理</w:t>
-      </w:r>
-      <w:r>
-        <w:rPr>
-          <w:rFonts w:ascii="標楷體" w:hint="eastAsia"/>
-          <w:color w:val="000000"/>
-          <w:szCs w:val="28"/>
-        </w:rPr>
-        <w:t>小組</w:t>
-      </w:r>
-      <w:r>
-        <w:rPr>
-          <w:rFonts w:ascii="標楷體" w:cs="標楷體" w:hint="eastAsia"/>
-          <w:color w:val="000000"/>
-          <w:szCs w:val="28"/>
-        </w:rPr>
-        <w:t>委員之選定</w:t>
-      </w:r>
-      <w:r>
-        <w:rPr>
-          <w:rFonts w:ascii="標楷體" w:cs="標楷體" w:hint="eastAsia"/>
-          <w:color w:val="000000"/>
-          <w:szCs w:val="28"/>
-        </w:rPr>
-        <w:t>由機關首長或其指定之機關內部人員擔任召集委員，</w:t>
-      </w:r>
-      <w:r>
-        <w:rPr>
-          <w:rFonts w:ascii="標楷體" w:cs="標楷體"/>
-          <w:color w:val="000000"/>
-          <w:szCs w:val="28"/>
-        </w:rPr>
-        <w:t xml:space="preserve"> </w:t>
-      </w:r>
-      <w:r>
-        <w:rPr>
-          <w:rFonts w:ascii="標楷體" w:cs="標楷體" w:hint="eastAsia"/>
-          <w:color w:val="000000"/>
-          <w:szCs w:val="28"/>
-        </w:rPr>
-        <w:t>另由機關聘（派）</w:t>
-      </w:r>
-      <w:r>
-        <w:rPr>
-          <w:rFonts w:ascii="標楷體" w:cs="標楷體"/>
-          <w:color w:val="000000"/>
-          <w:szCs w:val="28"/>
-        </w:rPr>
-        <w:t xml:space="preserve"> 2 </w:t>
-      </w:r>
-      <w:r>
-        <w:rPr>
-          <w:rFonts w:ascii="標楷體" w:cs="標楷體" w:hint="eastAsia"/>
-          <w:color w:val="000000"/>
-          <w:szCs w:val="28"/>
-        </w:rPr>
-        <w:t>位以上</w:t>
-      </w:r>
-      <w:r>
-        <w:rPr>
-          <w:rFonts w:ascii="標楷體" w:cs="標楷體"/>
-          <w:color w:val="000000"/>
-          <w:szCs w:val="28"/>
-        </w:rPr>
-        <w:t xml:space="preserve"> </w:t>
-      </w:r>
-      <w:r>
-        <w:rPr>
-          <w:rFonts w:ascii="標楷體" w:cs="標楷體" w:hint="eastAsia"/>
-          <w:color w:val="000000"/>
-          <w:szCs w:val="28"/>
-        </w:rPr>
-        <w:t>之</w:t>
-      </w:r>
-      <w:r>
-        <w:rPr>
-          <w:rFonts w:ascii="標楷體" w:cs="標楷體"/>
-          <w:color w:val="000000"/>
-          <w:szCs w:val="28"/>
-        </w:rPr>
-        <w:t xml:space="preserve"> </w:t>
-      </w:r>
-      <w:r>
-        <w:rPr>
-          <w:rFonts w:ascii="標楷體" w:cs="標楷體" w:hint="eastAsia"/>
-          <w:color w:val="000000"/>
-          <w:szCs w:val="28"/>
-        </w:rPr>
-        <w:t>公正人士擔任委員（包括機關人員及外聘人士），</w:t>
-      </w:r>
-      <w:r>
-        <w:rPr>
-          <w:rFonts w:ascii="標楷體" w:cs="標楷體"/>
-          <w:color w:val="000000"/>
-          <w:szCs w:val="28"/>
-        </w:rPr>
-        <w:t xml:space="preserve"> </w:t>
-      </w:r>
-      <w:r>
-        <w:rPr>
-          <w:rFonts w:ascii="標楷體" w:cs="標楷體" w:hint="eastAsia"/>
-          <w:color w:val="000000"/>
-          <w:szCs w:val="28"/>
-        </w:rPr>
-        <w:t>共</w:t>
-      </w:r>
-      <w:r>
-        <w:rPr>
-          <w:rFonts w:ascii="標楷體" w:cs="標楷體"/>
-          <w:color w:val="000000"/>
-          <w:szCs w:val="28"/>
-        </w:rPr>
-        <w:t xml:space="preserve"> 3 </w:t>
-      </w:r>
-      <w:r>
-        <w:rPr>
-          <w:rFonts w:ascii="標楷體" w:cs="標楷體" w:hint="eastAsia"/>
-          <w:color w:val="000000"/>
-          <w:szCs w:val="28"/>
-        </w:rPr>
-        <w:t>人以上（應為奇數）組成。廠商得推薦公正人士作為機關聘任委員之參考。</w:t>
-      </w:r>
-    </w:p>
-    <w:p>
-      <w:pPr>
-        <w:spacing w:line="240" w:lineRule="atLeast"/>
-        <w:ind w:left="1135" w:hanging="284"/>
-        <w:jc w:val="both"/>
-        <w:rPr>
-          <w:rFonts w:ascii="標楷體" w:cs="標楷體"/>
-          <w:color w:val="000000"/>
-          <w:szCs w:val="28"/>
-        </w:rPr>
-      </w:pPr>
-      <w:r>
-        <w:rPr>
-          <w:rFonts w:ascii="標楷體" w:cs="標楷體" w:hint="eastAsia"/>
-          <w:color w:val="000000"/>
-          <w:szCs w:val="28"/>
-        </w:rPr>
-        <w:t>3</w:t>
-      </w:r>
-      <w:r>
-        <w:rPr>
-          <w:rFonts w:ascii="標楷體" w:cs="標楷體" w:hint="eastAsia"/>
-          <w:color w:val="000000"/>
-          <w:szCs w:val="28"/>
-        </w:rPr>
-        <w:t>.</w:t>
-      </w:r>
-      <w:r>
-        <w:rPr>
-          <w:rFonts w:ascii="標楷體" w:hint="eastAsia"/>
-          <w:color w:val="000000"/>
-          <w:szCs w:val="28"/>
-        </w:rPr>
-        <w:t>當事人</w:t>
-      </w:r>
-      <w:r>
-        <w:rPr>
-          <w:rFonts w:ascii="標楷體" w:cs="標楷體" w:hint="eastAsia"/>
-          <w:color w:val="000000"/>
-          <w:szCs w:val="28"/>
-        </w:rPr>
-        <w:t>之一方得就爭議事項，以書面通知爭議處理小組召集委員，請求小組協調及作成決議，並將繕本送達他方。該書面通知應包括爭議標的、爭議事實及參考資料、建議解決方案。他方應於收受通知之次日起14日</w:t>
-      </w:r>
-      <w:r>
-        <w:rPr>
-          <w:rFonts w:ascii="標楷體" w:cs="標楷體" w:hint="eastAsia"/>
-          <w:color w:val="000000"/>
-          <w:szCs w:val="28"/>
-        </w:rPr>
-        <w:t>向召集委員</w:t>
-      </w:r>
-      <w:r>
-        <w:rPr>
-          <w:rFonts w:ascii="標楷體" w:cs="標楷體" w:hint="eastAsia"/>
-          <w:color w:val="000000"/>
-          <w:szCs w:val="28"/>
-        </w:rPr>
-        <w:t>內提出書面回應及建議解決方案，並將繕本送達他方。</w:t>
-      </w:r>
-    </w:p>
-    <w:p>
-      <w:pPr>
-        <w:spacing w:line="240" w:lineRule="atLeast"/>
-        <w:ind w:left="1135" w:hanging="284"/>
-        <w:jc w:val="both"/>
-        <w:rPr>
-          <w:rFonts w:ascii="標楷體" w:cs="標楷體"/>
-          <w:color w:val="000000"/>
-          <w:szCs w:val="28"/>
-        </w:rPr>
-      </w:pPr>
-      <w:r>
-        <w:rPr>
-          <w:rFonts w:ascii="標楷體" w:cs="標楷體" w:hint="eastAsia"/>
-          <w:color w:val="000000"/>
-          <w:szCs w:val="28"/>
-        </w:rPr>
-        <w:t>4</w:t>
-      </w:r>
-      <w:r>
-        <w:rPr>
-          <w:rFonts w:ascii="標楷體" w:cs="標楷體" w:hint="eastAsia"/>
-          <w:color w:val="000000"/>
-          <w:szCs w:val="28"/>
-        </w:rPr>
-        <w:t>.爭議處理小組會議：</w:t>
-      </w:r>
-    </w:p>
-    <w:p>
-      <w:pPr>
-        <w:spacing w:line="240" w:lineRule="atLeast"/>
-        <w:ind w:leftChars="470" w:left="1753" w:hangingChars="156" w:hanging="437"/>
-        <w:jc w:val="both"/>
-        <w:rPr>
-          <w:rFonts w:ascii="標楷體"/>
-          <w:color w:val="000000"/>
-          <w:szCs w:val="28"/>
-        </w:rPr>
-      </w:pPr>
-      <w:r>
-        <w:rPr>
-          <w:rFonts w:ascii="標楷體" w:cs="標楷體" w:hint="eastAsia"/>
-          <w:color w:val="000000"/>
-          <w:szCs w:val="28"/>
-        </w:rPr>
-        <w:lastRenderedPageBreak/>
+          <w:rFonts w:ascii="標楷體" w:cs="標楷體" w:hint="eastAsia"/>
+          <w:color w:val="000000"/>
+          <w:szCs w:val="28"/>
+        </w:rPr>
         <w:t>(1)召集委</w:t>
       </w:r>
       <w:r>
@@ -39763,7 +39791,16 @@
           <w:color w:val="000000"/>
           <w:szCs w:val="28"/>
         </w:rPr>
-        <w:t>廠商履約時不得僱用機關之人員或受機關委託辦理契約事項之機構之人員。</w:t>
+        <w:t>廠商履約時不得僱用機關之人員或受機關委託辦理契約事項之機構之</w:t>
+      </w:r>
+      <w:r>
+        <w:rPr>
+          <w:rFonts w:ascii="標楷體" w:cs="標楷體" w:hint="eastAsia"/>
+          <w:color w:val="000000"/>
+          <w:szCs w:val="28"/>
+        </w:rPr>
+        <w:lastRenderedPageBreak/>
+        <w:t>人員。</w:t>
       </w:r>
     </w:p>
     <w:p>
@@ -39829,7 +39866,6 @@
           <w:color w:val="000000"/>
           <w:szCs w:val="28"/>
         </w:rPr>
-        <w:lastRenderedPageBreak/>
         <w:t>(</w:t>
       </w:r>
       <w:r>
@@ -40724,12 +40760,12 @@
       </w:r>
       <w:smartTag w:uri="urn:schemas-microsoft-com:office:smarttags" w:element="chmetcnv">
         <w:smartTagPr>
+          <w:attr w:name="UnitName" w:val="公尺"/>
+          <w:attr w:name="SourceValue" w:val="20"/>
+          <w:attr w:name="HasSpace" w:val="False"/>
+          <w:attr w:name="Negative" w:val="False"/>
+          <w:attr w:name="NumberType" w:val="1"/>
           <w:attr w:name="TCSC" w:val="0"/>
-          <w:attr w:name="NumberType" w:val="1"/>
-          <w:attr w:name="Negative" w:val="False"/>
-          <w:attr w:name="HasSpace" w:val="False"/>
-          <w:attr w:name="SourceValue" w:val="20"/>
-          <w:attr w:name="UnitName" w:val="公尺"/>
         </w:smartTagPr>
         <w:r>
           <w:rPr>
@@ -40811,12 +40847,12 @@
       </w:r>
       <w:smartTag w:uri="urn:schemas-microsoft-com:office:smarttags" w:element="chmetcnv">
         <w:smartTagPr>
+          <w:attr w:name="UnitName" w:val="公斤"/>
+          <w:attr w:name="SourceValue" w:val="75"/>
+          <w:attr w:name="HasSpace" w:val="False"/>
+          <w:attr w:name="Negative" w:val="False"/>
+          <w:attr w:name="NumberType" w:val="1"/>
           <w:attr w:name="TCSC" w:val="0"/>
-          <w:attr w:name="NumberType" w:val="1"/>
-          <w:attr w:name="Negative" w:val="False"/>
-          <w:attr w:name="HasSpace" w:val="False"/>
-          <w:attr w:name="SourceValue" w:val="75"/>
-          <w:attr w:name="UnitName" w:val="公斤"/>
         </w:smartTagPr>
         <w:r>
           <w:rPr>
@@ -40885,12 +40921,12 @@
       </w:r>
       <w:smartTag w:uri="urn:schemas-microsoft-com:office:smarttags" w:element="chmetcnv">
         <w:smartTagPr>
+          <w:attr w:name="UnitName" w:val="公尺"/>
+          <w:attr w:name="SourceValue" w:val="1.5"/>
+          <w:attr w:name="HasSpace" w:val="False"/>
+          <w:attr w:name="Negative" w:val="False"/>
+          <w:attr w:name="NumberType" w:val="1"/>
           <w:attr w:name="TCSC" w:val="0"/>
-          <w:attr w:name="NumberType" w:val="1"/>
-          <w:attr w:name="Negative" w:val="False"/>
-          <w:attr w:name="HasSpace" w:val="False"/>
-          <w:attr w:name="SourceValue" w:val="1.5"/>
-          <w:attr w:name="UnitName" w:val="公尺"/>
         </w:smartTagPr>
         <w:r>
           <w:rPr>
@@ -44529,12 +44565,12 @@
       </w:r>
       <w:smartTag w:uri="urn:schemas-microsoft-com:office:smarttags" w:element="chmetcnv">
         <w:smartTagPr>
+          <w:attr w:name="UnitName" w:val="公分"/>
+          <w:attr w:name="SourceValue" w:val="500"/>
+          <w:attr w:name="HasSpace" w:val="False"/>
+          <w:attr w:name="Negative" w:val="False"/>
+          <w:attr w:name="NumberType" w:val="1"/>
           <w:attr w:name="TCSC" w:val="0"/>
-          <w:attr w:name="NumberType" w:val="1"/>
-          <w:attr w:name="Negative" w:val="False"/>
-          <w:attr w:name="HasSpace" w:val="False"/>
-          <w:attr w:name="SourceValue" w:val="500"/>
-          <w:attr w:name="UnitName" w:val="公分"/>
         </w:smartTagPr>
         <w:r>
           <w:rPr>
@@ -44555,12 +44591,12 @@
       </w:r>
       <w:smartTag w:uri="urn:schemas-microsoft-com:office:smarttags" w:element="chmetcnv">
         <w:smartTagPr>
+          <w:attr w:name="UnitName" w:val="公分"/>
+          <w:attr w:name="SourceValue" w:val="320"/>
+          <w:attr w:name="HasSpace" w:val="False"/>
+          <w:attr w:name="Negative" w:val="False"/>
+          <w:attr w:name="NumberType" w:val="1"/>
           <w:attr w:name="TCSC" w:val="0"/>
-          <w:attr w:name="NumberType" w:val="1"/>
-          <w:attr w:name="Negative" w:val="False"/>
-          <w:attr w:name="HasSpace" w:val="False"/>
-          <w:attr w:name="SourceValue" w:val="320"/>
-          <w:attr w:name="UnitName" w:val="公分"/>
         </w:smartTagPr>
         <w:r>
           <w:rPr>
@@ -44581,12 +44617,12 @@
       </w:r>
       <w:smartTag w:uri="urn:schemas-microsoft-com:office:smarttags" w:element="chmetcnv">
         <w:smartTagPr>
+          <w:attr w:name="UnitName" w:val="公分"/>
+          <w:attr w:name="SourceValue" w:val="170"/>
+          <w:attr w:name="HasSpace" w:val="False"/>
+          <w:attr w:name="Negative" w:val="False"/>
+          <w:attr w:name="NumberType" w:val="1"/>
           <w:attr w:name="TCSC" w:val="0"/>
-          <w:attr w:name="NumberType" w:val="1"/>
-          <w:attr w:name="Negative" w:val="False"/>
-          <w:attr w:name="HasSpace" w:val="False"/>
-          <w:attr w:name="SourceValue" w:val="170"/>
-          <w:attr w:name="UnitName" w:val="公分"/>
         </w:smartTagPr>
         <w:r>
           <w:rPr>
@@ -44607,12 +44643,12 @@
       </w:r>
       <w:smartTag w:uri="urn:schemas-microsoft-com:office:smarttags" w:element="chmetcnv">
         <w:smartTagPr>
+          <w:attr w:name="UnitName" w:val="公分"/>
+          <w:attr w:name="SourceValue" w:val="120"/>
+          <w:attr w:name="HasSpace" w:val="False"/>
+          <w:attr w:name="Negative" w:val="False"/>
+          <w:attr w:name="NumberType" w:val="1"/>
           <w:attr w:name="TCSC" w:val="0"/>
-          <w:attr w:name="NumberType" w:val="1"/>
-          <w:attr w:name="Negative" w:val="False"/>
-          <w:attr w:name="HasSpace" w:val="False"/>
-          <w:attr w:name="SourceValue" w:val="120"/>
-          <w:attr w:name="UnitName" w:val="公分"/>
         </w:smartTagPr>
         <w:r>
           <w:rPr>
@@ -44633,12 +44669,12 @@
       </w:r>
       <w:smartTag w:uri="urn:schemas-microsoft-com:office:smarttags" w:element="chmetcnv">
         <w:smartTagPr>
+          <w:attr w:name="UnitName" w:val="公分"/>
+          <w:attr w:name="SourceValue" w:val="75"/>
+          <w:attr w:name="HasSpace" w:val="False"/>
+          <w:attr w:name="Negative" w:val="False"/>
+          <w:attr w:name="NumberType" w:val="1"/>
           <w:attr w:name="TCSC" w:val="0"/>
-          <w:attr w:name="NumberType" w:val="1"/>
-          <w:attr w:name="Negative" w:val="False"/>
-          <w:attr w:name="HasSpace" w:val="False"/>
-          <w:attr w:name="SourceValue" w:val="75"/>
-          <w:attr w:name="UnitName" w:val="公分"/>
         </w:smartTagPr>
         <w:r>
           <w:rPr>
@@ -50403,11 +50439,11 @@
       </w:r>
       <w:smartTag w:uri="urn:schemas-microsoft-com:office:smarttags" w:element="chsdate">
         <w:smartTagPr>
+          <w:attr w:name="Year" w:val="1899"/>
+          <w:attr w:name="Month" w:val="12"/>
+          <w:attr w:name="Day" w:val="30"/>
+          <w:attr w:name="IsLunarDate" w:val="False"/>
           <w:attr w:name="IsROCDate" w:val="False"/>
-          <w:attr w:name="IsLunarDate" w:val="False"/>
-          <w:attr w:name="Day" w:val="30"/>
-          <w:attr w:name="Month" w:val="12"/>
-          <w:attr w:name="Year" w:val="1899"/>
         </w:smartTagPr>
         <w:r>
           <w:rPr>
@@ -52417,7 +52453,7 @@
         <w:rStyle w:val="a9"/>
         <w:noProof/>
       </w:rPr>
-      <w:t>21</w:t>
+      <w:t>51</w:t>
     </w:r>
     <w:r>
       <w:rPr>
